--- a/data/raw/mevzuat/1.5.657.docx
+++ b/data/raw/mevzuat/1.5.657.docx
@@ -1,408 +1,7 @@
 
 <file path=word/document.xml><?xml version="1.0" encoding="utf-8"?>
-<w:document xmlns:wpc="http://schemas.microsoft.com/office/word/2010/wordprocessingCanvas" xmlns:cx="http://schemas.microsoft.com/office/drawing/2014/chartex" xmlns:cx1="http://schemas.microsoft.com/office/drawing/2015/9/8/chartex" xmlns:cx2="http://schemas.microsoft.com/office/drawing/2015/10/21/chartex" xmlns:cx3="http://schemas.microsoft.com/office/drawing/2016/5/9/chartex" xmlns:cx4="http://schemas.microsoft.com/office/drawing/2016/5/10/chartex" xmlns:cx5="http://schemas.microsoft.com/office/drawing/2016/5/11/chartex" xmlns:cx6="http://schemas.microsoft.com/office/drawing/2016/5/12/chartex" xmlns:cx7="http://schemas.microsoft.com/office/drawing/2016/5/13/chartex" xmlns:cx8="http://schemas.microsoft.com/office/drawing/2016/5/14/chartex" xmlns:mc="http://schemas.openxmlformats.org/markup-compatibility/2006" xmlns:aink="http://schemas.microsoft.com/office/drawing/2016/ink" xmlns:am3d="http://schemas.microsoft.com/office/drawing/2017/model3d" xmlns:o="urn:schemas-microsoft-com:office:office" xmlns:oel="http://schemas.microsoft.com/office/2019/extlst" xmlns:r="http://schemas.openxmlformats.org/officeDocument/2006/relationships" xmlns:m="http://schemas.openxmlformats.org/officeDocument/2006/math" xmlns:v="urn:schemas-microsoft-com:vml" xmlns:wp14="http://schemas.microsoft.com/office/word/2010/wordprocessingDrawing" xmlns:wp="http://schemas.openxmlformats.org/drawingml/2006/wordprocessingDrawing" xmlns:w10="urn:schemas-microsoft-com:office:word" xmlns:w="http://schemas.openxmlformats.org/wordprocessingml/2006/main" xmlns:w14="http://schemas.microsoft.com/office/word/2010/wordml" xmlns:w15="http://schemas.microsoft.com/office/word/2012/wordml" xmlns:w16cex="http://schemas.microsoft.com/office/word/2018/wordml/cex" xmlns:w16cid="http://schemas.microsoft.com/office/word/2016/wordml/cid" xmlns:w16="http://schemas.microsoft.com/office/word/2018/wordml" xmlns:w16du="http://schemas.microsoft.com/office/word/2023/wordml/word16du" xmlns:w16sdtdh="http://schemas.microsoft.com/office/word/2020/wordml/sdtdatahash" xmlns:w16sdtfl="http://schemas.microsoft.com/office/word/2024/wordml/sdtformatlock" xmlns:w16se="http://schemas.microsoft.com/office/word/2015/wordml/symex" xmlns:wpg="http://schemas.microsoft.com/office/word/2010/wordprocessingGroup" xmlns:wpi="http://schemas.microsoft.com/office/word/2010/wordprocessingInk" xmlns:wne="http://schemas.microsoft.com/office/word/2006/wordml" xmlns:wps="http://schemas.microsoft.com/office/word/2010/wordprocessingShape" mc:Ignorable="w14 w15 w16se w16cid w16 w16cex w16sdtdh w16sdtfl w16du wp14">
+<w:document xmlns:wpc="http://schemas.microsoft.com/office/word/2010/wordprocessingCanvas" xmlns:cx="http://schemas.microsoft.com/office/drawing/2014/chartex" xmlns:cx1="http://schemas.microsoft.com/office/drawing/2015/9/8/chartex" xmlns:cx2="http://schemas.microsoft.com/office/drawing/2015/10/21/chartex" xmlns:cx3="http://schemas.microsoft.com/office/drawing/2016/5/9/chartex" xmlns:cx4="http://schemas.microsoft.com/office/drawing/2016/5/10/chartex" xmlns:cx5="http://schemas.microsoft.com/office/drawing/2016/5/11/chartex" xmlns:cx6="http://schemas.microsoft.com/office/drawing/2016/5/12/chartex" xmlns:cx7="http://schemas.microsoft.com/office/drawing/2016/5/13/chartex" xmlns:cx8="http://schemas.microsoft.com/office/drawing/2016/5/14/chartex" xmlns:mc="http://schemas.openxmlformats.org/markup-compatibility/2006" xmlns:aink="http://schemas.microsoft.com/office/drawing/2016/ink" xmlns:am3d="http://schemas.microsoft.com/office/drawing/2017/model3d" xmlns:o="urn:schemas-microsoft-com:office:office" xmlns:oel="http://schemas.microsoft.com/office/2019/extlst" xmlns:r="http://schemas.openxmlformats.org/officeDocument/2006/relationships" xmlns:m="http://schemas.openxmlformats.org/officeDocument/2006/math" xmlns:v="urn:schemas-microsoft-com:vml" xmlns:wp14="http://schemas.microsoft.com/office/word/2010/wordprocessingDrawing" xmlns:wp="http://schemas.openxmlformats.org/drawingml/2006/wordprocessingDrawing" xmlns:w10="urn:schemas-microsoft-com:office:word" xmlns:w="http://schemas.openxmlformats.org/wordprocessingml/2006/main" xmlns:w14="http://schemas.microsoft.com/office/word/2010/wordml" xmlns:w15="http://schemas.microsoft.com/office/word/2012/wordml" xmlns:w16cex="http://schemas.microsoft.com/office/word/2018/wordml/cex" xmlns:w16cid="http://schemas.microsoft.com/office/word/2016/wordml/cid" xmlns:w16="http://schemas.microsoft.com/office/word/2018/wordml" xmlns:w16sdtdh="http://schemas.microsoft.com/office/word/2020/wordml/sdtdatahash" xmlns:w16se="http://schemas.microsoft.com/office/word/2015/wordml/symex" xmlns:wpg="http://schemas.microsoft.com/office/word/2010/wordprocessingGroup" xmlns:wpi="http://schemas.microsoft.com/office/word/2010/wordprocessingInk" xmlns:wne="http://schemas.microsoft.com/office/word/2006/wordml" xmlns:wps="http://schemas.microsoft.com/office/word/2010/wordprocessingShape" mc:Ignorable="w14 w15 w16se w16cid w16 w16cex w16sdtdh wp14">
   <w:body>
-    <w:p>
-      <w:pPr>
-        <w:pStyle w:val="Baslk"/>
-        <w:spacing w:line="307" w:lineRule="auto"/>
-        <w:ind w:firstLine="709"/>
-        <w:jc w:val="center"/>
-        <w:rPr>
-          <w:rFonts w:ascii="Times New Roman" w:hAnsi="Times New Roman" w:cs="Times New Roman"/>
-        </w:rPr>
-      </w:pPr>
-      <w:bookmarkStart w:id="0" w:name="K13"/>
-      <w:bookmarkEnd w:id="0"/>
-      <w:r>
-        <w:rPr>
-          <w:rFonts w:ascii="Times New Roman" w:hAnsi="Times New Roman" w:cs="Times New Roman"/>
-        </w:rPr>
-        <w:t>DEVLET MEMURLARI KANUNU</w:t>
-      </w:r>
-      <w:r>
-        <w:rPr>
-          <w:rStyle w:val="DipnotBavurusu"/>
-          <w:rFonts w:ascii="Times New Roman" w:hAnsi="Times New Roman" w:cs="Times New Roman"/>
-          <w:b w:val="0"/>
-        </w:rPr>
-        <w:footnoteReference w:id="1"/>
-      </w:r>
-      <w:r>
-        <w:rPr>
-          <w:rStyle w:val="DipnotBavurusu"/>
-          <w:rFonts w:ascii="Times New Roman" w:hAnsi="Times New Roman" w:cs="Times New Roman"/>
-          <w:b w:val="0"/>
-        </w:rPr>
-        <w:footnoteReference w:id="2"/>
-      </w:r>
-      <w:r>
-        <w:rPr>
-          <w:rStyle w:val="DipnotBavurusu"/>
-          <w:rFonts w:ascii="Times New Roman" w:hAnsi="Times New Roman" w:cs="Times New Roman"/>
-          <w:b w:val="0"/>
-        </w:rPr>
-        <w:footnoteReference w:id="3"/>
-      </w:r>
-    </w:p>
-    <w:p>
-      <w:pPr>
-        <w:pStyle w:val="Baslk"/>
-        <w:spacing w:line="307" w:lineRule="auto"/>
-        <w:ind w:firstLine="709"/>
-        <w:rPr>
-          <w:rFonts w:ascii="Times New Roman" w:hAnsi="Times New Roman" w:cs="Times New Roman"/>
-        </w:rPr>
-      </w:pPr>
-      <w:r>
-        <w:rPr>
-          <w:rFonts w:ascii="Times New Roman" w:hAnsi="Times New Roman" w:cs="Times New Roman"/>
-        </w:rPr>
-        <w:t> </w:t>
-      </w:r>
-    </w:p>
-    <w:p>
-      <w:pPr>
-        <w:pStyle w:val="KanTab"/>
-        <w:spacing w:line="307" w:lineRule="auto"/>
-        <w:ind w:firstLine="709"/>
-        <w:rPr>
-          <w:rFonts w:ascii="Times New Roman" w:hAnsi="Times New Roman" w:cs="Times New Roman"/>
-          <w:sz w:val="24"/>
-          <w:szCs w:val="24"/>
-        </w:rPr>
-      </w:pPr>
-      <w:r>
-        <w:rPr>
-          <w:rFonts w:ascii="Times New Roman" w:hAnsi="Times New Roman" w:cs="Times New Roman"/>
-          <w:sz w:val="24"/>
-          <w:szCs w:val="24"/>
-        </w:rPr>
-        <w:t>Kanun Numarası</w:t>
-      </w:r>
-      <w:r>
-        <w:rPr>
-          <w:rFonts w:ascii="Times New Roman" w:hAnsi="Times New Roman" w:cs="Times New Roman"/>
-          <w:sz w:val="24"/>
-          <w:szCs w:val="24"/>
-        </w:rPr>
-        <w:tab/>
-      </w:r>
-      <w:r>
-        <w:rPr>
-          <w:rFonts w:ascii="Times New Roman" w:hAnsi="Times New Roman" w:cs="Times New Roman"/>
-          <w:sz w:val="24"/>
-          <w:szCs w:val="24"/>
-        </w:rPr>
-        <w:tab/>
-      </w:r>
-      <w:r>
-        <w:rPr>
-          <w:rFonts w:ascii="Times New Roman" w:hAnsi="Times New Roman" w:cs="Times New Roman"/>
-          <w:sz w:val="24"/>
-          <w:szCs w:val="24"/>
-        </w:rPr>
-        <w:tab/>
-        <w:t>:657</w:t>
-      </w:r>
-    </w:p>
-    <w:p>
-      <w:pPr>
-        <w:pStyle w:val="KanTab"/>
-        <w:spacing w:line="307" w:lineRule="auto"/>
-        <w:ind w:firstLine="709"/>
-        <w:rPr>
-          <w:rFonts w:ascii="Times New Roman" w:hAnsi="Times New Roman" w:cs="Times New Roman"/>
-          <w:sz w:val="24"/>
-          <w:szCs w:val="24"/>
-        </w:rPr>
-      </w:pPr>
-      <w:r>
-        <w:rPr>
-          <w:rFonts w:ascii="Times New Roman" w:hAnsi="Times New Roman" w:cs="Times New Roman"/>
-          <w:sz w:val="24"/>
-          <w:szCs w:val="24"/>
-        </w:rPr>
-        <w:t>Kabul Tarihi</w:t>
-      </w:r>
-      <w:r>
-        <w:rPr>
-          <w:rFonts w:ascii="Times New Roman" w:hAnsi="Times New Roman" w:cs="Times New Roman"/>
-          <w:sz w:val="24"/>
-          <w:szCs w:val="24"/>
-        </w:rPr>
-        <w:tab/>
-      </w:r>
-      <w:r>
-        <w:rPr>
-          <w:rFonts w:ascii="Times New Roman" w:hAnsi="Times New Roman" w:cs="Times New Roman"/>
-          <w:sz w:val="24"/>
-          <w:szCs w:val="24"/>
-        </w:rPr>
-        <w:tab/>
-      </w:r>
-      <w:r>
-        <w:rPr>
-          <w:rFonts w:ascii="Times New Roman" w:hAnsi="Times New Roman" w:cs="Times New Roman"/>
-          <w:sz w:val="24"/>
-          <w:szCs w:val="24"/>
-        </w:rPr>
-        <w:tab/>
-      </w:r>
-      <w:r>
-        <w:rPr>
-          <w:rFonts w:ascii="Times New Roman" w:hAnsi="Times New Roman" w:cs="Times New Roman"/>
-          <w:sz w:val="24"/>
-          <w:szCs w:val="24"/>
-        </w:rPr>
-        <w:tab/>
-        <w:t xml:space="preserve">:14/7/1965  </w:t>
-      </w:r>
-    </w:p>
-    <w:p>
-      <w:pPr>
-        <w:pStyle w:val="KanTab"/>
-        <w:spacing w:line="307" w:lineRule="auto"/>
-        <w:ind w:firstLine="709"/>
-        <w:rPr>
-          <w:rFonts w:ascii="Times New Roman" w:hAnsi="Times New Roman" w:cs="Times New Roman"/>
-          <w:sz w:val="24"/>
-          <w:szCs w:val="24"/>
-        </w:rPr>
-      </w:pPr>
-      <w:r>
-        <w:rPr>
-          <w:rFonts w:ascii="Times New Roman" w:hAnsi="Times New Roman" w:cs="Times New Roman"/>
-          <w:sz w:val="24"/>
-          <w:szCs w:val="24"/>
-        </w:rPr>
-        <w:t>Yayımlandığı Resmî Gazete</w:t>
-      </w:r>
-      <w:r>
-        <w:rPr>
-          <w:rFonts w:ascii="Times New Roman" w:hAnsi="Times New Roman" w:cs="Times New Roman"/>
-          <w:sz w:val="24"/>
-          <w:szCs w:val="24"/>
-        </w:rPr>
-        <w:tab/>
-        <w:t>:</w:t>
-      </w:r>
-      <w:r>
-        <w:rPr>
-          <w:rFonts w:ascii="Times New Roman" w:hAnsi="Times New Roman" w:cs="Times New Roman"/>
-          <w:sz w:val="24"/>
-          <w:szCs w:val="24"/>
-        </w:rPr>
-        <w:t xml:space="preserve"> </w:t>
-      </w:r>
-      <w:r>
-        <w:rPr>
-          <w:rFonts w:ascii="Times New Roman" w:hAnsi="Times New Roman" w:cs="Times New Roman"/>
-          <w:sz w:val="24"/>
-          <w:szCs w:val="24"/>
-        </w:rPr>
-        <w:t>Tarih: 23/7/1965          Sayı: 12056</w:t>
-      </w:r>
-    </w:p>
-    <w:p>
-      <w:pPr>
-        <w:pStyle w:val="KanTab"/>
-        <w:spacing w:line="307" w:lineRule="auto"/>
-        <w:ind w:firstLine="709"/>
-        <w:rPr>
-          <w:rFonts w:ascii="Times New Roman" w:hAnsi="Times New Roman" w:cs="Times New Roman"/>
-          <w:sz w:val="24"/>
-          <w:szCs w:val="24"/>
-        </w:rPr>
-      </w:pPr>
-      <w:r>
-        <w:rPr>
-          <w:rFonts w:ascii="Times New Roman" w:hAnsi="Times New Roman" w:cs="Times New Roman"/>
-          <w:sz w:val="24"/>
-          <w:szCs w:val="24"/>
-        </w:rPr>
-        <w:t>Yayımlandığı Düstur</w:t>
-      </w:r>
-      <w:r>
-        <w:rPr>
-          <w:rFonts w:ascii="Times New Roman" w:hAnsi="Times New Roman" w:cs="Times New Roman"/>
-          <w:sz w:val="24"/>
-          <w:szCs w:val="24"/>
-        </w:rPr>
-        <w:tab/>
-      </w:r>
-      <w:r>
-        <w:rPr>
-          <w:rFonts w:ascii="Times New Roman" w:hAnsi="Times New Roman" w:cs="Times New Roman"/>
-          <w:sz w:val="24"/>
-          <w:szCs w:val="24"/>
-        </w:rPr>
-        <w:tab/>
-        <w:t>:</w:t>
-      </w:r>
-      <w:r>
-        <w:rPr>
-          <w:rFonts w:ascii="Times New Roman" w:hAnsi="Times New Roman" w:cs="Times New Roman"/>
-          <w:sz w:val="24"/>
-          <w:szCs w:val="24"/>
-        </w:rPr>
-        <w:t xml:space="preserve"> </w:t>
-      </w:r>
-      <w:r>
-        <w:rPr>
-          <w:rFonts w:ascii="Times New Roman" w:hAnsi="Times New Roman" w:cs="Times New Roman"/>
-          <w:sz w:val="24"/>
-          <w:szCs w:val="24"/>
-        </w:rPr>
-        <w:t>Tertip: 5    Cilt: 4         Sayfa: 3044</w:t>
-      </w:r>
-    </w:p>
-    <w:p>
-      <w:pPr>
-        <w:pStyle w:val="ksmblm"/>
-        <w:spacing w:before="0" w:line="307" w:lineRule="auto"/>
-        <w:ind w:firstLine="709"/>
-        <w:rPr>
-          <w:rFonts w:ascii="Times New Roman" w:hAnsi="Times New Roman" w:cs="Times New Roman"/>
-          <w:sz w:val="24"/>
-          <w:szCs w:val="24"/>
-        </w:rPr>
-      </w:pPr>
-    </w:p>
-    <w:p>
-      <w:pPr>
-        <w:pStyle w:val="ksmblm"/>
-        <w:spacing w:before="0" w:line="307" w:lineRule="auto"/>
-        <w:ind w:firstLine="709"/>
-        <w:rPr>
-          <w:rFonts w:ascii="Times New Roman" w:hAnsi="Times New Roman" w:cs="Times New Roman"/>
-          <w:sz w:val="24"/>
-          <w:szCs w:val="24"/>
-        </w:rPr>
-      </w:pPr>
-    </w:p>
-    <w:p>
-      <w:pPr>
-        <w:pStyle w:val="ksmblm"/>
-        <w:spacing w:before="0" w:line="307" w:lineRule="auto"/>
-        <w:ind w:firstLine="709"/>
-        <w:jc w:val="center"/>
-        <w:rPr>
-          <w:rFonts w:ascii="Times New Roman" w:hAnsi="Times New Roman" w:cs="Times New Roman"/>
-          <w:b/>
-          <w:sz w:val="24"/>
-          <w:szCs w:val="24"/>
-        </w:rPr>
-      </w:pPr>
-      <w:proofErr w:type="gramStart"/>
-      <w:r>
-        <w:rPr>
-          <w:rFonts w:ascii="Times New Roman" w:hAnsi="Times New Roman" w:cs="Times New Roman"/>
-          <w:b/>
-          <w:sz w:val="24"/>
-          <w:szCs w:val="24"/>
-        </w:rPr>
-        <w:t>KISIM -</w:t>
-      </w:r>
-      <w:proofErr w:type="gramEnd"/>
-      <w:r>
-        <w:rPr>
-          <w:rFonts w:ascii="Times New Roman" w:hAnsi="Times New Roman" w:cs="Times New Roman"/>
-          <w:b/>
-          <w:sz w:val="24"/>
-          <w:szCs w:val="24"/>
-        </w:rPr>
-        <w:t xml:space="preserve"> I</w:t>
-      </w:r>
-    </w:p>
-    <w:p>
-      <w:pPr>
-        <w:pStyle w:val="ksmblmalt"/>
-        <w:spacing w:line="307" w:lineRule="auto"/>
-        <w:ind w:firstLine="709"/>
-        <w:jc w:val="center"/>
-        <w:rPr>
-          <w:rFonts w:ascii="Times New Roman" w:hAnsi="Times New Roman" w:cs="Times New Roman"/>
-          <w:b/>
-          <w:i w:val="0"/>
-          <w:sz w:val="24"/>
-          <w:szCs w:val="24"/>
-        </w:rPr>
-      </w:pPr>
-      <w:r>
-        <w:rPr>
-          <w:rFonts w:ascii="Times New Roman" w:hAnsi="Times New Roman" w:cs="Times New Roman"/>
-          <w:b/>
-          <w:i w:val="0"/>
-          <w:sz w:val="24"/>
-          <w:szCs w:val="24"/>
-        </w:rPr>
-        <w:t>Genel Hükümler</w:t>
-      </w:r>
-    </w:p>
-    <w:p>
-      <w:pPr>
-        <w:pStyle w:val="ksmblmalt"/>
-        <w:spacing w:line="307" w:lineRule="auto"/>
-        <w:ind w:firstLine="709"/>
-        <w:jc w:val="center"/>
-        <w:rPr>
-          <w:rFonts w:ascii="Times New Roman" w:hAnsi="Times New Roman" w:cs="Times New Roman"/>
-          <w:b/>
-          <w:i w:val="0"/>
-          <w:sz w:val="24"/>
-          <w:szCs w:val="24"/>
-        </w:rPr>
-      </w:pPr>
-    </w:p>
-    <w:p>
-      <w:pPr>
-        <w:pStyle w:val="ksmblm"/>
-        <w:spacing w:before="0" w:line="307" w:lineRule="auto"/>
-        <w:ind w:firstLine="709"/>
-        <w:jc w:val="center"/>
-        <w:rPr>
-          <w:rFonts w:ascii="Times New Roman" w:hAnsi="Times New Roman" w:cs="Times New Roman"/>
-          <w:b/>
-          <w:sz w:val="24"/>
-          <w:szCs w:val="24"/>
-        </w:rPr>
-      </w:pPr>
-      <w:r>
-        <w:rPr>
-          <w:rFonts w:ascii="Times New Roman" w:hAnsi="Times New Roman" w:cs="Times New Roman"/>
-          <w:b/>
-          <w:sz w:val="24"/>
-          <w:szCs w:val="24"/>
-        </w:rPr>
-        <w:t>BÖLÜM: 1</w:t>
-      </w:r>
-    </w:p>
-    <w:p>
-      <w:pPr>
-        <w:pStyle w:val="ksmblmalt"/>
-        <w:spacing w:line="307" w:lineRule="auto"/>
-        <w:ind w:firstLine="709"/>
-        <w:jc w:val="center"/>
-        <w:rPr>
-          <w:rFonts w:ascii="Times New Roman" w:hAnsi="Times New Roman" w:cs="Times New Roman"/>
-          <w:b/>
-          <w:i w:val="0"/>
-          <w:sz w:val="24"/>
-          <w:szCs w:val="24"/>
-        </w:rPr>
-      </w:pPr>
-      <w:r>
-        <w:rPr>
-          <w:rFonts w:ascii="Times New Roman" w:hAnsi="Times New Roman" w:cs="Times New Roman"/>
-          <w:b/>
-          <w:i w:val="0"/>
-          <w:sz w:val="24"/>
-          <w:szCs w:val="24"/>
-        </w:rPr>
-        <w:t>Kapsam, Amaç, Temel İlkeler, İstihdam Şekilleri</w:t>
-      </w:r>
-    </w:p>
     <w:p>
       <w:pPr>
         <w:pStyle w:val="Nor"/>
@@ -421,6 +20,29 @@
           <w:szCs w:val="24"/>
         </w:rPr>
         <w:t> </w:t>
+      </w:r>
+    </w:p>
+    <w:p>
+      <w:pPr>
+        <w:spacing w:before="0" w:beforeAutospacing="0" w:after="0" w:afterAutospacing="0" w:line="305" w:lineRule="atLeast"/>
+        <w:jc w:val="both"/>
+        <w:rPr>
+          <w:color w:val="000000"/>
+        </w:rPr>
+      </w:pPr>
+      <w:r>
+        <w:rPr>
+          <w:b/>
+          <w:bCs/>
+          <w:color w:val="000000"/>
+        </w:rPr>
+        <w:t>Madde 4 – </w:t>
+      </w:r>
+      <w:r>
+        <w:rPr>
+          <w:color w:val="000000"/>
+        </w:rPr>
+        <w:t>Kamu hizmetleri; memurlar, sözleşmeli personel, geçici personel ve işçiler eliyle gördürülür.</w:t>
       </w:r>
     </w:p>
     <w:p>
@@ -429,18 +51,14 @@
         <w:ind w:firstLine="709"/>
         <w:jc w:val="both"/>
         <w:rPr>
-          <w:i/>
-          <w:iCs/>
           <w:color w:val="000000"/>
         </w:rPr>
       </w:pPr>
       <w:r>
         <w:rPr>
-          <w:b/>
-          <w:bCs/>
-          <w:color w:val="000000"/>
-        </w:rPr>
-        <w:t>İstihdam şekilleri:</w:t>
+          <w:color w:val="000000"/>
+        </w:rPr>
+        <w:t>A) Memur:</w:t>
       </w:r>
     </w:p>
     <w:p>
@@ -454,11 +72,9 @@
       </w:pPr>
       <w:r>
         <w:rPr>
-          <w:b/>
-          <w:bCs/>
-          <w:color w:val="000000"/>
-        </w:rPr>
-        <w:t>Madde 4 – </w:t>
+          <w:color w:val="000000"/>
+        </w:rPr>
+        <w:t>Mevcut kuruluş biçimine bakılmaksızın, Devlet ve diğer kamu tüzel kişiliklerince genel idare esaslarına göre yürütülen asli ve sürekli kamu hizmetlerini ifa ile görevlendirilenler, bu Kanunun uygulanmasında memur sayılır.</w:t>
       </w:r>
     </w:p>
     <w:p>
@@ -474,7 +90,7 @@
         <w:rPr>
           <w:color w:val="000000"/>
         </w:rPr>
-        <w:t>Kamu hizmetleri; memurlar, sözleşmeli personel, geçici personel ve işçiler eliyle gördürülür.</w:t>
+        <w:t>Yukarıdaki tanımlananlar dışındaki kurumlarda genel politika tespiti, araştırma, planlama, programlama, yönetim ve denetim gibi işlerde görevli ve yetkili olanlar da memur sayılır.</w:t>
       </w:r>
     </w:p>
     <w:p>
@@ -490,7 +106,7 @@
         <w:rPr>
           <w:color w:val="000000"/>
         </w:rPr>
-        <w:t>A) Memur:</w:t>
+        <w:t>B) Sözleşmeli personel:</w:t>
       </w:r>
     </w:p>
     <w:p>
@@ -506,7 +122,61 @@
         <w:rPr>
           <w:color w:val="000000"/>
         </w:rPr>
-        <w:t>Mevcut kuruluş biçimine bakılmaksızın, Devlet ve diğer kamu tüzel kişiliklerince genel idare esaslarına göre yürütülen asli ve sürekli kamu hizmetlerini ifa ile görevlendirilenler, bu Kanunun uygulanmasında memur sayılır.</w:t>
+        <w:t>Kalkınma planı, yıllık program ve iş programlarında yer alan önemli projelerin hazırlanması, gerçekleştirilmesi, işletilmesi ve işlerliği için şart olan, zaruri ve istisnai hallere münhasır olmak üzere özel bir meslek bilgisine ve ihtisasına ihtiyaç gösteren geçici işlerde, Cumhurbaşkanınca belirlenen esas ve usuller çerçevesinde</w:t>
+      </w:r>
+      <w:r>
+        <w:rPr>
+          <w:color w:val="000000"/>
+          <w:lang w:val="en-US"/>
+        </w:rPr>
+        <w:t xml:space="preserve">, </w:t>
+      </w:r>
+      <w:proofErr w:type="spellStart"/>
+      <w:r>
+        <w:rPr>
+          <w:color w:val="000000"/>
+          <w:lang w:val="en-US"/>
+        </w:rPr>
+        <w:t>ihdas</w:t>
+      </w:r>
+      <w:proofErr w:type="spellEnd"/>
+      <w:r>
+        <w:rPr>
+          <w:color w:val="000000"/>
+          <w:lang w:val="en-US"/>
+        </w:rPr>
+        <w:t xml:space="preserve"> </w:t>
+      </w:r>
+      <w:proofErr w:type="spellStart"/>
+      <w:r>
+        <w:rPr>
+          <w:color w:val="000000"/>
+          <w:lang w:val="en-US"/>
+        </w:rPr>
+        <w:t>edilen</w:t>
+      </w:r>
+      <w:proofErr w:type="spellEnd"/>
+      <w:r>
+        <w:rPr>
+          <w:color w:val="000000"/>
+          <w:lang w:val="en-US"/>
+        </w:rPr>
+        <w:t xml:space="preserve"> </w:t>
+      </w:r>
+      <w:proofErr w:type="spellStart"/>
+      <w:r>
+        <w:rPr>
+          <w:color w:val="000000"/>
+          <w:lang w:val="en-US"/>
+        </w:rPr>
+        <w:t>pozisyonlarda</w:t>
+      </w:r>
+      <w:proofErr w:type="spellEnd"/>
+      <w:r>
+        <w:rPr>
+          <w:color w:val="000000"/>
+        </w:rPr>
+        <w:t>, mali yılla sınırlı olarak sözleşme ile çalıştırılmasına karar verilen ve işçi sayılmayan kamu hizmeti görevlileridir.</w:t>
       </w:r>
     </w:p>
     <w:p>
@@ -522,8 +192,63 @@
         <w:rPr>
           <w:color w:val="000000"/>
         </w:rPr>
-        <w:t>Yukarıdaki tanımlananlar dışındaki kurumlarda genel politika tespiti, araştırma, planlama, programlama, yönetim ve denetim gibi işlerde görevli ve yetkili olanlar da memur sayılır.</w:t>
-      </w:r>
+        <w:t>Ancak, yabancı uyrukluların; (…)</w:t>
+      </w:r>
+      <w:r>
+        <w:rPr>
+          <w:rFonts w:ascii="inherit" w:hAnsi="inherit"/>
+          <w:color w:val="000000"/>
+          <w:vertAlign w:val="superscript"/>
+        </w:rPr>
+        <w:t>10</w:t>
+      </w:r>
+      <w:r>
+        <w:rPr>
+          <w:color w:val="000000"/>
+        </w:rPr>
+        <w:t> Millî Eğitim Bakanlığında norm kadro sonucu ortaya çıkan öğretmen ihtiyacının kadrolu öğretmen istihdamıyla kapatılamaması hallerinde öğretmenlerin; </w:t>
+      </w:r>
+      <w:r>
+        <w:rPr>
+          <w:rFonts w:ascii="inherit" w:hAnsi="inherit"/>
+          <w:color w:val="000000"/>
+        </w:rPr>
+        <w:t>hizmetine kısmi zamanlı olarak ihtiyaç duyulacakların;</w:t>
+      </w:r>
+      <w:r>
+        <w:rPr>
+          <w:color w:val="000000"/>
+        </w:rPr>
+        <w:t> Adli Tıp Müessesesi uzmanlarının; Devlet Konservatuvarları sanatçı öğretim üyelerinin; İstanbul Belediyesi Konservatuvarı sanatçılarının; (…)</w:t>
+      </w:r>
+      <w:r>
+        <w:rPr>
+          <w:color w:val="000000"/>
+          <w:vertAlign w:val="superscript"/>
+        </w:rPr>
+        <w:t>10</w:t>
+      </w:r>
+      <w:r>
+        <w:rPr>
+          <w:color w:val="000000"/>
+        </w:rPr>
+        <w:t> dış kuruluşlarda </w:t>
+      </w:r>
+      <w:r>
+        <w:rPr>
+          <w:rFonts w:ascii="inherit" w:hAnsi="inherit"/>
+          <w:color w:val="000000"/>
+        </w:rPr>
+        <w:t>ve yurtdışı teşkilatlarında</w:t>
+      </w:r>
+      <w:r>
+        <w:rPr>
+          <w:color w:val="000000"/>
+        </w:rPr>
+        <w:t> belirli bazı hizmetlerde çalıştırılacak personelin de zorunlu hallerde sözleşme ile istihdamları caizdir.</w:t>
+      </w:r>
+      <w:bookmarkStart w:id="0" w:name="_Ref167698719"/>
+      <w:bookmarkEnd w:id="0"/>
     </w:p>
     <w:p>
       <w:pPr>
@@ -538,148 +263,37 @@
         <w:rPr>
           <w:color w:val="000000"/>
         </w:rPr>
-        <w:t>B) Sözleşmeli personel:</w:t>
-      </w:r>
-    </w:p>
-    <w:p>
-      <w:pPr>
-        <w:spacing w:before="0" w:beforeAutospacing="0" w:after="0" w:afterAutospacing="0" w:line="305" w:lineRule="atLeast"/>
-        <w:ind w:firstLine="709"/>
-        <w:jc w:val="both"/>
-        <w:rPr>
-          <w:color w:val="000000"/>
-        </w:rPr>
-      </w:pPr>
-      <w:r>
-        <w:rPr>
-          <w:color w:val="000000"/>
-        </w:rPr>
-        <w:t>Kalkınma planı, yıllık program ve iş programlarında yer alan önemli projelerin hazırlanması, gerçekleştirilmesi, işletilmesi ve işlerliği için şart olan, zaruri ve istisnai hallere münhasır olmak üzere özel bir meslek bilgisine ve ihtisasına ihtiyaç gösteren geçici işlerde, Cumhurbaşkanınca belirlenen esas ve usuller çerçevesinde</w:t>
-      </w:r>
-      <w:r>
-        <w:rPr>
-          <w:color w:val="000000"/>
-          <w:lang w:val="en-US"/>
-        </w:rPr>
-        <w:t xml:space="preserve">, </w:t>
-      </w:r>
-      <w:proofErr w:type="spellStart"/>
-      <w:r>
-        <w:rPr>
-          <w:color w:val="000000"/>
-          <w:lang w:val="en-US"/>
-        </w:rPr>
-        <w:t>ihdas</w:t>
-      </w:r>
-      <w:proofErr w:type="spellEnd"/>
-      <w:r>
-        <w:rPr>
-          <w:color w:val="000000"/>
-          <w:lang w:val="en-US"/>
-        </w:rPr>
-        <w:t xml:space="preserve"> </w:t>
-      </w:r>
-      <w:proofErr w:type="spellStart"/>
-      <w:r>
-        <w:rPr>
-          <w:color w:val="000000"/>
-          <w:lang w:val="en-US"/>
-        </w:rPr>
-        <w:t>edilen</w:t>
-      </w:r>
-      <w:proofErr w:type="spellEnd"/>
-      <w:r>
-        <w:rPr>
-          <w:color w:val="000000"/>
-          <w:lang w:val="en-US"/>
-        </w:rPr>
-        <w:t xml:space="preserve"> </w:t>
-      </w:r>
-      <w:proofErr w:type="spellStart"/>
-      <w:r>
-        <w:rPr>
-          <w:color w:val="000000"/>
-          <w:lang w:val="en-US"/>
-        </w:rPr>
-        <w:t>pozisyonlarda</w:t>
-      </w:r>
-      <w:proofErr w:type="spellEnd"/>
-      <w:r>
-        <w:rPr>
-          <w:color w:val="000000"/>
-        </w:rPr>
-        <w:t>, mali yılla sınırlı olarak sözleşme ile çalıştırılmasına karar verilen ve işçi sayılmayan kamu hizmeti görevlileridir.</w:t>
-      </w:r>
-    </w:p>
-    <w:p>
-      <w:pPr>
-        <w:spacing w:before="0" w:beforeAutospacing="0" w:after="0" w:afterAutospacing="0" w:line="305" w:lineRule="atLeast"/>
-        <w:ind w:firstLine="709"/>
-        <w:jc w:val="both"/>
-        <w:rPr>
-          <w:color w:val="000000"/>
-        </w:rPr>
-      </w:pPr>
-      <w:r>
-        <w:rPr>
-          <w:color w:val="000000"/>
-        </w:rPr>
-        <w:t>Ancak, yabancı uyrukluların; (…)</w:t>
-      </w:r>
-      <w:r>
-        <w:rPr>
-          <w:rFonts w:ascii="inherit" w:hAnsi="inherit"/>
+        <w:t xml:space="preserve">Bu fıkranın diğer paragraflarındaki hükümler ile özel kanunlarındaki hükümler saklı kalmak kaydıyla, bu Kanuna tâbi kamu idarelerinde Cumhurbaşkanınca belirlenecek pozisyon unvanlarında çalıştırılmak üzere işin geçici olması şartı aranmaksızın sözleşmeli personel istihdam edilebilir. Bu kapsamda istihdam edilen sözleşmeli personelden aynı kurumda üç yıllık çalışma süresini tamamlayanlar bu sürenin bitiminden itibaren otuz gün içinde talepte bulunmaları hâlinde bulundukları yerde aynı unvanlı memur kadrolarına atanır. Bulundukları pozisyon unvanı ile aynı unvanlı memur kadrosu bulunmayanların atanacağı kadrolar Cumhurbaşkanınca belirlenir. Bu personel can güvenliği ve sağlık sebepleri hariç olmak üzere üç yıl süreyle başka bir yere atanamaz. Memur kadrolarına atananlar, aynı yerde en az bir yıl daha görev yapar. Bu kapsamda memur kadrolarına atananların, sözleşmeli personel pozisyonlarında geçirdikleri hizmet süreleri, öğrenim durumlarına göre yükselebilecekleri dereceleri aşmamak kaydıyla kazanılmış hak aylık derece ve kademelerinin tespiti ile </w:t>
+      </w:r>
+      <w:proofErr w:type="gramStart"/>
+      <w:r>
+        <w:rPr>
+          <w:color w:val="000000"/>
+        </w:rPr>
+        <w:t>64 üncü</w:t>
+      </w:r>
+      <w:proofErr w:type="gramEnd"/>
+      <w:r>
+        <w:rPr>
+          <w:color w:val="000000"/>
+        </w:rPr>
+        <w:t xml:space="preserve"> maddenin dördüncü fıkrası kapsamında değerlendirilir. Bunlar, atandıkları kadronun mali ve sosyal haklarına göreve başladığı tarihi takip eden aybaşından itibaren hak kazanır ve önceki pozisyonlarında aldıkları mali ve sosyal haklar hakkında herhangi bir mahsuplaşma yapılmaz. Bu kapsamda memur kadrolarına atananlara iş sonu tazminatı ödenmez. Bu personelin önceden iş sonu tazminatı ödenmiş süreleri hariç, iş sonu tazminatına esas olan toplam hizmet süreleri, 8/6/1949 tarihli ve 5434 sayılı Türkiye Cumhuriyeti Emekli Sandığı Kanunu uyarınca ödenecek emekli ikramiyesine esas toplam hizmet süresinin hesabında dikkate alınır. Bu kapsamda sözleşmeli personelin atanacağı memur kadroları, başka bir işleme gerek kalmaksızın atama işleminin yapıldığı tarih itibarıyla ihdas edilerek ilgili kurumların kadro </w:t>
+      </w:r>
+      <w:r>
+        <w:rPr>
+          <w:color w:val="000000"/>
+        </w:rPr>
+        <w:lastRenderedPageBreak/>
+        <w:t>cetvellerinin ilgili bölümlerine eklenmiş sayılır. İhdas edilen kadrolar; unvanı, sınıfı, adedi, derecesi ve teşkilatı belirtilmek suretiyle atama tarihinden itibaren iki ay içinde Kamu Personel Bilgi Sisteminin bulunduğu kuruma bildirilir.</w:t>
+      </w:r>
+      <w:bookmarkStart w:id="1" w:name="_ftnref11"/>
+      <w:r>
+        <w:rPr>
           <w:color w:val="000000"/>
           <w:vertAlign w:val="superscript"/>
         </w:rPr>
-        <w:t>10</w:t>
-      </w:r>
-      <w:r>
-        <w:rPr>
-          <w:color w:val="000000"/>
-        </w:rPr>
-        <w:t> Millî Eğitim Bakanlığında norm kadro sonucu ortaya çıkan öğretmen ihtiyacının kadrolu öğretmen istihdamıyla kapatılamaması hallerinde öğretmenlerin; </w:t>
-      </w:r>
-      <w:r>
-        <w:rPr>
-          <w:rFonts w:ascii="inherit" w:hAnsi="inherit"/>
-          <w:color w:val="000000"/>
-        </w:rPr>
-        <w:t>hizmetine kısmi zamanlı olarak ihtiyaç duyulacakların;</w:t>
-      </w:r>
-      <w:r>
-        <w:rPr>
-          <w:color w:val="000000"/>
-        </w:rPr>
-        <w:t> Adli Tıp Müessesesi uzmanlarının; Devlet Konservatuvarları sanatçı öğretim üyelerinin; İstanbul Belediyesi Konservatuvarı sanatçılarının; (…)</w:t>
-      </w:r>
-      <w:r>
-        <w:rPr>
-          <w:color w:val="000000"/>
-          <w:vertAlign w:val="superscript"/>
-        </w:rPr>
-        <w:t>10</w:t>
-      </w:r>
-      <w:r>
-        <w:rPr>
-          <w:color w:val="000000"/>
-        </w:rPr>
-        <w:t> dış kuruluşlarda </w:t>
-      </w:r>
-      <w:r>
-        <w:rPr>
-          <w:rFonts w:ascii="inherit" w:hAnsi="inherit"/>
-          <w:color w:val="000000"/>
-        </w:rPr>
-        <w:t>ve yurtdışı teşkilatlarında</w:t>
-      </w:r>
-      <w:r>
-        <w:rPr>
-          <w:color w:val="000000"/>
-        </w:rPr>
-        <w:t> belirli bazı hizmetlerde çalıştırılacak personelin de zorunlu hallerde sözleşme ile istihdamları caizdir.</w:t>
-      </w:r>
-      <w:bookmarkStart w:id="1" w:name="_Ref167698719"/>
+        <w:t>[11]</w:t>
+      </w:r>
       <w:bookmarkEnd w:id="1"/>
     </w:p>
     <w:p>
@@ -695,31 +309,62 @@
         <w:rPr>
           <w:color w:val="000000"/>
         </w:rPr>
-        <w:lastRenderedPageBreak/>
-        <w:t xml:space="preserve">Bu fıkranın diğer paragraflarındaki hükümler ile özel kanunlarındaki hükümler saklı kalmak kaydıyla, bu Kanuna tâbi kamu idarelerinde Cumhurbaşkanınca belirlenecek pozisyon unvanlarında çalıştırılmak üzere işin geçici olması şartı aranmaksızın sözleşmeli personel istihdam edilebilir. Bu kapsamda istihdam edilen sözleşmeli personelden aynı kurumda üç yıllık çalışma süresini tamamlayanlar bu sürenin bitiminden itibaren otuz gün içinde talepte bulunmaları hâlinde bulundukları yerde aynı unvanlı memur kadrolarına atanır. Bulundukları pozisyon unvanı ile aynı unvanlı memur kadrosu bulunmayanların atanacağı kadrolar Cumhurbaşkanınca belirlenir. Bu personel can güvenliği ve sağlık sebepleri hariç olmak üzere üç yıl süreyle başka bir yere atanamaz. Memur kadrolarına atananlar, aynı yerde en az bir yıl daha görev yapar. Bu kapsamda memur kadrolarına atananların, sözleşmeli personel pozisyonlarında geçirdikleri hizmet süreleri, öğrenim durumlarına göre yükselebilecekleri dereceleri aşmamak kaydıyla kazanılmış hak aylık derece ve kademelerinin tespiti ile </w:t>
-      </w:r>
-      <w:proofErr w:type="gramStart"/>
-      <w:r>
-        <w:rPr>
-          <w:color w:val="000000"/>
-        </w:rPr>
-        <w:t>64 üncü</w:t>
-      </w:r>
-      <w:proofErr w:type="gramEnd"/>
-      <w:r>
-        <w:rPr>
-          <w:color w:val="000000"/>
-        </w:rPr>
-        <w:t xml:space="preserve"> maddenin dördüncü fıkrası kapsamında değerlendirilir. Bunlar, atandıkları kadronun mali ve sosyal haklarına göreve başladığı tarihi takip eden aybaşından itibaren hak kazanır ve önceki pozisyonlarında aldıkları mali ve sosyal haklar hakkında herhangi bir mahsuplaşma yapılmaz. Bu kapsamda memur kadrolarına atananlara iş sonu tazminatı ödenmez. Bu personelin önceden iş sonu tazminatı ödenmiş süreleri hariç, iş sonu tazminatına esas olan toplam hizmet süreleri, 8/6/1949 tarihli ve 5434 sayılı Türkiye Cumhuriyeti Emekli Sandığı Kanunu uyarınca ödenecek emekli ikramiyesine esas toplam hizmet süresinin hesabında dikkate alınır. Bu kapsamda sözleşmeli personelin atanacağı memur kadroları, başka bir işleme gerek kalmaksızın atama işleminin yapıldığı tarih itibarıyla ihdas edilerek ilgili kurumların kadro cetvellerinin ilgili bölümlerine eklenmiş sayılır. İhdas edilen kadrolar; unvanı, sınıfı, adedi, derecesi ve teşkilatı belirtilmek suretiyle atama tarihinden itibaren iki ay içinde Kamu Personel Bilgi Sisteminin bulunduğu kuruma bildirilir.</w:t>
-      </w:r>
-      <w:bookmarkStart w:id="2" w:name="_ftnref11"/>
-      <w:r>
-        <w:rPr>
+        <w:t>Sözleşmeli personel seçiminde uygulanacak sınav ile istisnaları, bunlara ödenebilecek ücretlerin üst sınırları ile verilecek iş sonu tazminatı miktarı, kullandırılacak izinler, pozisyon unvan ve nitelikleri, (…)</w:t>
+      </w:r>
+      <w:r>
+        <w:rPr>
+          <w:rFonts w:ascii="inherit" w:hAnsi="inherit"/>
           <w:color w:val="000000"/>
           <w:vertAlign w:val="superscript"/>
         </w:rPr>
-        <w:t>[11]</w:t>
-      </w:r>
+        <w:t>14</w:t>
+      </w:r>
+      <w:r>
+        <w:rPr>
+          <w:color w:val="000000"/>
+        </w:rPr>
+        <w:t> sözleşme fesih halleri, pozisyonların iptali, istihdamına dair hususlar ile sözleşme esas ve usulleri </w:t>
+      </w:r>
+      <w:r>
+        <w:rPr>
+          <w:rFonts w:ascii="inherit" w:hAnsi="inherit"/>
+          <w:color w:val="000000"/>
+        </w:rPr>
+        <w:t>yurtdışı teşkilatlarında istihdam edilecek personel için ayrıca olmak üzere</w:t>
+      </w:r>
+      <w:r>
+        <w:rPr>
+          <w:color w:val="000000"/>
+        </w:rPr>
+        <w:t> Cumhurbaşkanınca belirlenir. </w:t>
+      </w:r>
+      <w:r>
+        <w:rPr>
+          <w:rFonts w:ascii="inherit" w:hAnsi="inherit"/>
+          <w:color w:val="000000"/>
+        </w:rPr>
+        <w:t xml:space="preserve"> Yurtdışı teşkilatlarında bu fıkra kapsamında istihdam edilecek sözleşmeli personelin hizmet sözleşmesi süreleri, zorunlu hâllerde mali yılla sınırlı olma şartı aranmaksızın Cumhurbaşkanınca belirlenebilir.</w:t>
+      </w:r>
+      <w:r>
+        <w:rPr>
+          <w:color w:val="000000"/>
+        </w:rPr>
+        <w:t>  Bu şekilde istihdam edilenler, hizmet sözleşmesi esaslarına aykırı hareket etmesi nedeniyle kurumlarınca sözleşmelerinin feshedilmesi veya sözleşme dönemi içerisinde Cumhurbaşkanı kararı ile belirlenen istisnalar hariç sözleşmeyi tek taraflı feshetmeleri halinde </w:t>
+      </w:r>
+      <w:r>
+        <w:rPr>
+          <w:rFonts w:ascii="inherit" w:hAnsi="inherit"/>
+          <w:color w:val="000000"/>
+        </w:rPr>
+        <w:t>fesih tarihinden, sözleşmeyi yenilememeleri hâlinde sözleşmenin bitiminden</w:t>
+      </w:r>
+      <w:r>
+        <w:rPr>
+          <w:color w:val="000000"/>
+        </w:rPr>
+        <w:t> itibaren bir yıl geçmedikçe kurumların sözleşmeli personel pozisyonlarında istihdam edilemezler.</w:t>
+      </w:r>
+      <w:bookmarkStart w:id="2" w:name="_Ref167698906"/>
       <w:bookmarkEnd w:id="2"/>
     </w:p>
     <w:p>
@@ -735,82 +380,19 @@
         <w:rPr>
           <w:color w:val="000000"/>
         </w:rPr>
-        <w:t>Sözleşmeli personel seçiminde uygulanacak sınav ile istisnaları, bunlara ödenebilecek ücretlerin üst sınırları ile verilecek iş sonu tazminatı miktarı, kullandırılacak izinler, pozisyon unvan ve nitelikleri, (…)</w:t>
-      </w:r>
-      <w:r>
-        <w:rPr>
-          <w:rFonts w:ascii="inherit" w:hAnsi="inherit"/>
-          <w:color w:val="000000"/>
+        <w:t>Bir yıldan az süreli veya mevsimlik hizmet olduğuna Cumhurbaşkanınca karar verilen görevlerde (…) sözleşme ile çalıştırılanlar da bu fıkra kapsamında istihdam edilebilir.</w:t>
+      </w:r>
+      <w:bookmarkStart w:id="3" w:name="_Ref167699510"/>
+      <w:bookmarkStart w:id="4" w:name="_ftnref15"/>
+      <w:bookmarkEnd w:id="3"/>
+      <w:r>
+        <w:rPr>
+          <w:color w:val="0000EF"/>
           <w:vertAlign w:val="superscript"/>
         </w:rPr>
-        <w:t>14</w:t>
-      </w:r>
-      <w:r>
-        <w:rPr>
-          <w:color w:val="000000"/>
-        </w:rPr>
-        <w:t> sözleşme fesih halleri, pozisyonların iptali, istihdamına dair hususlar ile sözleşme esas ve usulleri </w:t>
-      </w:r>
-      <w:r>
-        <w:rPr>
-          <w:rFonts w:ascii="inherit" w:hAnsi="inherit"/>
-          <w:color w:val="000000"/>
-        </w:rPr>
-        <w:t>yurtdışı teşkilatlarında istihdam edilecek personel için ayrıca olmak üzere</w:t>
-      </w:r>
-      <w:r>
-        <w:rPr>
-          <w:color w:val="000000"/>
-        </w:rPr>
-        <w:t> Cumhurbaşkanınca belirlenir. </w:t>
-      </w:r>
-      <w:r>
-        <w:rPr>
-          <w:rFonts w:ascii="inherit" w:hAnsi="inherit"/>
-          <w:color w:val="000000"/>
-        </w:rPr>
-        <w:t xml:space="preserve"> </w:t>
-      </w:r>
-      <w:r>
-        <w:rPr>
-          <w:rFonts w:ascii="inherit" w:hAnsi="inherit"/>
-          <w:color w:val="000000"/>
-        </w:rPr>
-        <w:t>Yurtdışı teşkilatlarında bu fıkra kapsamında istihdam edilecek sözleşmeli personelin hizmet sözleşmesi süreleri, zorunlu hâllerde mali yılla sınırlı olma şartı aranmaksızın Cumhurbaşkanınca belirlenebilir.</w:t>
-      </w:r>
-      <w:r>
-        <w:rPr>
-          <w:color w:val="000000"/>
-        </w:rPr>
-        <w:t> </w:t>
-      </w:r>
-      <w:r>
-        <w:rPr>
-          <w:color w:val="000000"/>
-        </w:rPr>
-        <w:t xml:space="preserve"> </w:t>
-      </w:r>
-      <w:r>
-        <w:rPr>
-          <w:color w:val="000000"/>
-        </w:rPr>
-        <w:t>Bu şekilde istihdam edilenler, hizmet sözleşmesi esaslarına aykırı hareket etmesi nedeniyle kurumlarınca sözleşmelerinin feshedilmesi veya sözleşme dönemi içerisinde Cumhurbaşkanı kararı ile belirlenen istisnalar hariç sözleşmeyi tek taraflı feshetmeleri halinde </w:t>
-      </w:r>
-      <w:r>
-        <w:rPr>
-          <w:rFonts w:ascii="inherit" w:hAnsi="inherit"/>
-          <w:color w:val="000000"/>
-        </w:rPr>
-        <w:t>fesih tarihinden, sözleşmeyi yenilememeleri hâlinde sözleşmenin bitiminden</w:t>
-      </w:r>
-      <w:r>
-        <w:rPr>
-          <w:color w:val="000000"/>
-        </w:rPr>
-        <w:t> itibaren bir yıl geçmedikçe kurumların sözleşmeli personel pozisyonlarında istihdam edilemezler.</w:t>
-      </w:r>
-      <w:bookmarkStart w:id="3" w:name="_Ref167698906"/>
-      <w:bookmarkEnd w:id="3"/>
+        <w:t>[15]</w:t>
+      </w:r>
+      <w:bookmarkEnd w:id="4"/>
     </w:p>
     <w:p>
       <w:pPr>
@@ -825,19 +407,16 @@
         <w:rPr>
           <w:color w:val="000000"/>
         </w:rPr>
-        <w:t>Bir yıldan az süreli veya mevsimlik hizmet olduğuna Cumhurbaşkanınca karar verilen görevlerde (…) sözleşme ile çalıştırılanlar da bu fıkra kapsamında istihdam edilebilir.</w:t>
-      </w:r>
-      <w:bookmarkStart w:id="4" w:name="_Ref167699510"/>
-      <w:bookmarkStart w:id="5" w:name="_ftnref15"/>
-      <w:bookmarkEnd w:id="4"/>
-      <w:r>
-        <w:rPr>
-          <w:color w:val="0000EF"/>
+        <w:t>Özelleştirme uygulamaları sebebiyle iş akitleri kamu veya özel sektör işverenince feshedilen ve 24/11/1994 tarihli ve 4046 sayılı Özelleştirme Uygulamaları Hakkında Kanun kapsamında diğer kamu kurum ve kuruluşlarına nakil hakkı bulunmayan personel de bu fıkra kapsamında yaşlılık veya malullük aylığı almaya hak kazanıncaya kadar istihdam edilebilir. Bu kapsamda istihdam edileceklerin sayısı, öğrenim durumlarına göre çalışma şartları ve bunlara ödenecek ücretler ile diğer hususlar Cumhurbaşkanınca belirlenir.</w:t>
+      </w:r>
+      <w:r>
+        <w:rPr>
+          <w:rFonts w:ascii="inherit" w:hAnsi="inherit"/>
+          <w:color w:val="000000"/>
           <w:vertAlign w:val="superscript"/>
         </w:rPr>
-        <w:t>[15]</w:t>
-      </w:r>
-      <w:bookmarkEnd w:id="5"/>
+        <w:t>15</w:t>
+      </w:r>
     </w:p>
     <w:p>
       <w:pPr>
@@ -850,17 +429,10 @@
       </w:pPr>
       <w:r>
         <w:rPr>
-          <w:color w:val="000000"/>
-        </w:rPr>
-        <w:t>Özelleştirme uygulamaları sebebiyle iş akitleri kamu veya özel sektör işverenince feshedilen ve 24/11/1994 tarihli ve 4046 sayılı Özelleştirme Uygulamaları Hakkında Kanun kapsamında diğer kamu kurum ve kuruluşlarına nakil hakkı bulunmayan personel de bu fıkra kapsamında yaşlılık veya malullük aylığı almaya hak kazanıncaya kadar istihdam edilebilir. Bu kapsamda istihdam edileceklerin sayısı, öğrenim durumlarına göre çalışma şartları ve bunlara ödenecek ücretler ile diğer hususlar Cumhurbaşkanınca belirlenir.</w:t>
-      </w:r>
-      <w:r>
-        <w:rPr>
           <w:rFonts w:ascii="inherit" w:hAnsi="inherit"/>
           <w:color w:val="000000"/>
-          <w:vertAlign w:val="superscript"/>
-        </w:rPr>
-        <w:t>15</w:t>
+        </w:rPr>
+        <w:t>Sözleşmeli personelin görevden uzaklaştırılması ile disipline aykırı fiil ve hâllerin gerçekleşmesi durumunda bu personele verilmesi gereken disiplin cezaları, disiplin cezası vermeye yetkili merciler ve disiplin kurulları ile disipline dair diğer hususlar hakkında Devlet memurlarının tabi olduğu hükümler uygulanır. Ancak, kademe ilerlemesinin durdurulması ve üstü ceza verilmesini gerektiren fiil ve hâllerde disiplin kurulunun kararı alınarak sözleşmeli personelin görevine atamaya yetkili amirin onayı ile son verilir.</w:t>
       </w:r>
     </w:p>
     <w:p>
@@ -874,11 +446,9 @@
       </w:pPr>
       <w:r>
         <w:rPr>
-          <w:rFonts w:ascii="inherit" w:hAnsi="inherit"/>
-          <w:color w:val="000000"/>
-        </w:rPr>
-        <w:lastRenderedPageBreak/>
-        <w:t>Sözleşmeli personelin görevden uzaklaştırılması ile disipline aykırı fiil ve hâllerin gerçekleşmesi durumunda bu personele verilmesi gereken disiplin cezaları, disiplin cezası vermeye yetkili merciler ve disiplin kurulları ile disipline dair diğer hususlar hakkında Devlet memurlarının tabi olduğu hükümler uygulanır. Ancak, kademe ilerlemesinin durdurulması ve üstü ceza verilmesini gerektiren fiil ve hâllerde disiplin kurulunun kararı alınarak sözleşmeli personelin görevine atamaya yetkili amirin onayı ile son verilir.</w:t>
+          <w:color w:val="000000"/>
+        </w:rPr>
+        <w:t>D) İşçiler:</w:t>
       </w:r>
     </w:p>
     <w:p>
@@ -894,29 +464,7 @@
         <w:rPr>
           <w:color w:val="000000"/>
         </w:rPr>
-        <w:t>D) İşçiler:</w:t>
-      </w:r>
-    </w:p>
-    <w:p>
-      <w:pPr>
-        <w:spacing w:before="0" w:beforeAutospacing="0" w:after="0" w:afterAutospacing="0" w:line="305" w:lineRule="atLeast"/>
-        <w:ind w:firstLine="709"/>
-        <w:jc w:val="both"/>
-        <w:rPr>
-          <w:color w:val="000000"/>
-        </w:rPr>
-      </w:pPr>
-      <w:r>
-        <w:rPr>
-          <w:color w:val="000000"/>
-        </w:rPr>
-        <w:t xml:space="preserve"> </w:t>
-      </w:r>
-      <w:r>
-        <w:rPr>
-          <w:color w:val="000000"/>
-        </w:rPr>
-        <w:t>(A), (B) ve (C) fıkralarında belirtilenler dışında kalan ve ilgili mevzuatı gereğince tahsis edilen sürekli işçi kadrolarında belirsiz süreli iş sözleşmeleriyle çalıştırılan sürekli işçiler ile mevsimlik veya kampanya işlerinde ya da orman yangınıyla mücadele hizmetlerinde ilgili mevzuatına göre geçici iş pozisyonlarında altı aydan az olmak üzere belirli süreli iş sözleşmeleriyle çalıştırılan geçici işçilerdir. Bunlar hakkında bu Kanun hükümleri uygulanmaz.</w:t>
+        <w:t xml:space="preserve"> (A), (B) ve (C) fıkralarında belirtilenler dışında kalan ve ilgili mevzuatı gereğince tahsis edilen sürekli işçi kadrolarında belirsiz süreli iş sözleşmeleriyle çalıştırılan sürekli işçiler ile mevsimlik veya kampanya işlerinde ya da orman yangınıyla mücadele hizmetlerinde ilgili mevzuatına göre geçici iş pozisyonlarında altı aydan az olmak üzere belirli süreli iş sözleşmeleriyle çalıştırılan geçici işçilerdir. Bunlar hakkında bu Kanun hükümleri uygulanmaz.</w:t>
       </w:r>
     </w:p>
     <w:p>
@@ -938,7 +486,7 @@
 </file>
 
 <file path=word/endnotes.xml><?xml version="1.0" encoding="utf-8"?>
-<w:endnotes xmlns:wpc="http://schemas.microsoft.com/office/word/2010/wordprocessingCanvas" xmlns:cx="http://schemas.microsoft.com/office/drawing/2014/chartex" xmlns:cx1="http://schemas.microsoft.com/office/drawing/2015/9/8/chartex" xmlns:cx2="http://schemas.microsoft.com/office/drawing/2015/10/21/chartex" xmlns:cx3="http://schemas.microsoft.com/office/drawing/2016/5/9/chartex" xmlns:cx4="http://schemas.microsoft.com/office/drawing/2016/5/10/chartex" xmlns:cx5="http://schemas.microsoft.com/office/drawing/2016/5/11/chartex" xmlns:cx6="http://schemas.microsoft.com/office/drawing/2016/5/12/chartex" xmlns:cx7="http://schemas.microsoft.com/office/drawing/2016/5/13/chartex" xmlns:cx8="http://schemas.microsoft.com/office/drawing/2016/5/14/chartex" xmlns:mc="http://schemas.openxmlformats.org/markup-compatibility/2006" xmlns:aink="http://schemas.microsoft.com/office/drawing/2016/ink" xmlns:am3d="http://schemas.microsoft.com/office/drawing/2017/model3d" xmlns:o="urn:schemas-microsoft-com:office:office" xmlns:oel="http://schemas.microsoft.com/office/2019/extlst" xmlns:r="http://schemas.openxmlformats.org/officeDocument/2006/relationships" xmlns:m="http://schemas.openxmlformats.org/officeDocument/2006/math" xmlns:v="urn:schemas-microsoft-com:vml" xmlns:wp14="http://schemas.microsoft.com/office/word/2010/wordprocessingDrawing" xmlns:wp="http://schemas.openxmlformats.org/drawingml/2006/wordprocessingDrawing" xmlns:w10="urn:schemas-microsoft-com:office:word" xmlns:w="http://schemas.openxmlformats.org/wordprocessingml/2006/main" xmlns:w14="http://schemas.microsoft.com/office/word/2010/wordml" xmlns:w15="http://schemas.microsoft.com/office/word/2012/wordml" xmlns:w16cex="http://schemas.microsoft.com/office/word/2018/wordml/cex" xmlns:w16cid="http://schemas.microsoft.com/office/word/2016/wordml/cid" xmlns:w16="http://schemas.microsoft.com/office/word/2018/wordml" xmlns:w16du="http://schemas.microsoft.com/office/word/2023/wordml/word16du" xmlns:w16sdtdh="http://schemas.microsoft.com/office/word/2020/wordml/sdtdatahash" xmlns:w16sdtfl="http://schemas.microsoft.com/office/word/2024/wordml/sdtformatlock" xmlns:w16se="http://schemas.microsoft.com/office/word/2015/wordml/symex" xmlns:wpg="http://schemas.microsoft.com/office/word/2010/wordprocessingGroup" xmlns:wpi="http://schemas.microsoft.com/office/word/2010/wordprocessingInk" xmlns:wne="http://schemas.microsoft.com/office/word/2006/wordml" xmlns:wps="http://schemas.microsoft.com/office/word/2010/wordprocessingShape" mc:Ignorable="w14 w15 w16se w16cid w16 w16cex w16sdtdh w16sdtfl w16du wp14">
+<w:endnotes xmlns:wpc="http://schemas.microsoft.com/office/word/2010/wordprocessingCanvas" xmlns:cx="http://schemas.microsoft.com/office/drawing/2014/chartex" xmlns:cx1="http://schemas.microsoft.com/office/drawing/2015/9/8/chartex" xmlns:cx2="http://schemas.microsoft.com/office/drawing/2015/10/21/chartex" xmlns:cx3="http://schemas.microsoft.com/office/drawing/2016/5/9/chartex" xmlns:cx4="http://schemas.microsoft.com/office/drawing/2016/5/10/chartex" xmlns:cx5="http://schemas.microsoft.com/office/drawing/2016/5/11/chartex" xmlns:cx6="http://schemas.microsoft.com/office/drawing/2016/5/12/chartex" xmlns:cx7="http://schemas.microsoft.com/office/drawing/2016/5/13/chartex" xmlns:cx8="http://schemas.microsoft.com/office/drawing/2016/5/14/chartex" xmlns:mc="http://schemas.openxmlformats.org/markup-compatibility/2006" xmlns:aink="http://schemas.microsoft.com/office/drawing/2016/ink" xmlns:am3d="http://schemas.microsoft.com/office/drawing/2017/model3d" xmlns:o="urn:schemas-microsoft-com:office:office" xmlns:oel="http://schemas.microsoft.com/office/2019/extlst" xmlns:r="http://schemas.openxmlformats.org/officeDocument/2006/relationships" xmlns:m="http://schemas.openxmlformats.org/officeDocument/2006/math" xmlns:v="urn:schemas-microsoft-com:vml" xmlns:wp14="http://schemas.microsoft.com/office/word/2010/wordprocessingDrawing" xmlns:wp="http://schemas.openxmlformats.org/drawingml/2006/wordprocessingDrawing" xmlns:w10="urn:schemas-microsoft-com:office:word" xmlns:w="http://schemas.openxmlformats.org/wordprocessingml/2006/main" xmlns:w14="http://schemas.microsoft.com/office/word/2010/wordml" xmlns:w15="http://schemas.microsoft.com/office/word/2012/wordml" xmlns:w16cex="http://schemas.microsoft.com/office/word/2018/wordml/cex" xmlns:w16cid="http://schemas.microsoft.com/office/word/2016/wordml/cid" xmlns:w16="http://schemas.microsoft.com/office/word/2018/wordml" xmlns:w16sdtdh="http://schemas.microsoft.com/office/word/2020/wordml/sdtdatahash" xmlns:w16se="http://schemas.microsoft.com/office/word/2015/wordml/symex" xmlns:wpg="http://schemas.microsoft.com/office/word/2010/wordprocessingGroup" xmlns:wpi="http://schemas.microsoft.com/office/word/2010/wordprocessingInk" xmlns:wne="http://schemas.microsoft.com/office/word/2006/wordml" xmlns:wps="http://schemas.microsoft.com/office/word/2010/wordprocessingShape" mc:Ignorable="w14 w15 w16se w16cid w16 w16cex w16sdtdh wp14">
   <w:endnote w:type="separator" w:id="-1">
     <w:p>
       <w:pPr>
@@ -963,7 +511,7 @@
 </file>
 
 <file path=word/footnotes.xml><?xml version="1.0" encoding="utf-8"?>
-<w:footnotes xmlns:wpc="http://schemas.microsoft.com/office/word/2010/wordprocessingCanvas" xmlns:cx="http://schemas.microsoft.com/office/drawing/2014/chartex" xmlns:cx1="http://schemas.microsoft.com/office/drawing/2015/9/8/chartex" xmlns:cx2="http://schemas.microsoft.com/office/drawing/2015/10/21/chartex" xmlns:cx3="http://schemas.microsoft.com/office/drawing/2016/5/9/chartex" xmlns:cx4="http://schemas.microsoft.com/office/drawing/2016/5/10/chartex" xmlns:cx5="http://schemas.microsoft.com/office/drawing/2016/5/11/chartex" xmlns:cx6="http://schemas.microsoft.com/office/drawing/2016/5/12/chartex" xmlns:cx7="http://schemas.microsoft.com/office/drawing/2016/5/13/chartex" xmlns:cx8="http://schemas.microsoft.com/office/drawing/2016/5/14/chartex" xmlns:mc="http://schemas.openxmlformats.org/markup-compatibility/2006" xmlns:aink="http://schemas.microsoft.com/office/drawing/2016/ink" xmlns:am3d="http://schemas.microsoft.com/office/drawing/2017/model3d" xmlns:o="urn:schemas-microsoft-com:office:office" xmlns:oel="http://schemas.microsoft.com/office/2019/extlst" xmlns:r="http://schemas.openxmlformats.org/officeDocument/2006/relationships" xmlns:m="http://schemas.openxmlformats.org/officeDocument/2006/math" xmlns:v="urn:schemas-microsoft-com:vml" xmlns:wp14="http://schemas.microsoft.com/office/word/2010/wordprocessingDrawing" xmlns:wp="http://schemas.openxmlformats.org/drawingml/2006/wordprocessingDrawing" xmlns:w10="urn:schemas-microsoft-com:office:word" xmlns:w="http://schemas.openxmlformats.org/wordprocessingml/2006/main" xmlns:w14="http://schemas.microsoft.com/office/word/2010/wordml" xmlns:w15="http://schemas.microsoft.com/office/word/2012/wordml" xmlns:w16cex="http://schemas.microsoft.com/office/word/2018/wordml/cex" xmlns:w16cid="http://schemas.microsoft.com/office/word/2016/wordml/cid" xmlns:w16="http://schemas.microsoft.com/office/word/2018/wordml" xmlns:w16du="http://schemas.microsoft.com/office/word/2023/wordml/word16du" xmlns:w16sdtdh="http://schemas.microsoft.com/office/word/2020/wordml/sdtdatahash" xmlns:w16sdtfl="http://schemas.microsoft.com/office/word/2024/wordml/sdtformatlock" xmlns:w16se="http://schemas.microsoft.com/office/word/2015/wordml/symex" xmlns:wpg="http://schemas.microsoft.com/office/word/2010/wordprocessingGroup" xmlns:wpi="http://schemas.microsoft.com/office/word/2010/wordprocessingInk" xmlns:wne="http://schemas.microsoft.com/office/word/2006/wordml" xmlns:wps="http://schemas.microsoft.com/office/word/2010/wordprocessingShape" mc:Ignorable="w14 w15 w16se w16cid w16 w16cex w16sdtdh w16sdtfl w16du wp14">
+<w:footnotes xmlns:wpc="http://schemas.microsoft.com/office/word/2010/wordprocessingCanvas" xmlns:cx="http://schemas.microsoft.com/office/drawing/2014/chartex" xmlns:cx1="http://schemas.microsoft.com/office/drawing/2015/9/8/chartex" xmlns:cx2="http://schemas.microsoft.com/office/drawing/2015/10/21/chartex" xmlns:cx3="http://schemas.microsoft.com/office/drawing/2016/5/9/chartex" xmlns:cx4="http://schemas.microsoft.com/office/drawing/2016/5/10/chartex" xmlns:cx5="http://schemas.microsoft.com/office/drawing/2016/5/11/chartex" xmlns:cx6="http://schemas.microsoft.com/office/drawing/2016/5/12/chartex" xmlns:cx7="http://schemas.microsoft.com/office/drawing/2016/5/13/chartex" xmlns:cx8="http://schemas.microsoft.com/office/drawing/2016/5/14/chartex" xmlns:mc="http://schemas.openxmlformats.org/markup-compatibility/2006" xmlns:aink="http://schemas.microsoft.com/office/drawing/2016/ink" xmlns:am3d="http://schemas.microsoft.com/office/drawing/2017/model3d" xmlns:o="urn:schemas-microsoft-com:office:office" xmlns:oel="http://schemas.microsoft.com/office/2019/extlst" xmlns:r="http://schemas.openxmlformats.org/officeDocument/2006/relationships" xmlns:m="http://schemas.openxmlformats.org/officeDocument/2006/math" xmlns:v="urn:schemas-microsoft-com:vml" xmlns:wp14="http://schemas.microsoft.com/office/word/2010/wordprocessingDrawing" xmlns:wp="http://schemas.openxmlformats.org/drawingml/2006/wordprocessingDrawing" xmlns:w10="urn:schemas-microsoft-com:office:word" xmlns:w="http://schemas.openxmlformats.org/wordprocessingml/2006/main" xmlns:w14="http://schemas.microsoft.com/office/word/2010/wordml" xmlns:w15="http://schemas.microsoft.com/office/word/2012/wordml" xmlns:w16cex="http://schemas.microsoft.com/office/word/2018/wordml/cex" xmlns:w16cid="http://schemas.microsoft.com/office/word/2016/wordml/cid" xmlns:w16="http://schemas.microsoft.com/office/word/2018/wordml" xmlns:w16sdtdh="http://schemas.microsoft.com/office/word/2020/wordml/sdtdatahash" xmlns:w16se="http://schemas.microsoft.com/office/word/2015/wordml/symex" xmlns:wpg="http://schemas.microsoft.com/office/word/2010/wordprocessingGroup" xmlns:wpi="http://schemas.microsoft.com/office/word/2010/wordprocessingInk" xmlns:wne="http://schemas.microsoft.com/office/word/2006/wordml" xmlns:wps="http://schemas.microsoft.com/office/word/2010/wordprocessingShape" mc:Ignorable="w14 w15 w16se w16cid w16 w16cex w16sdtdh wp14">
   <w:footnote w:type="separator" w:id="-1">
     <w:p>
       <w:pPr>
@@ -984,47 +532,11 @@
       </w:r>
     </w:p>
   </w:footnote>
-  <w:footnote w:id="1">
-    <w:p>
-      <w:pPr>
-        <w:pStyle w:val="DipnotMetni"/>
-        <w:spacing w:line="0" w:lineRule="atLeast"/>
-        <w:jc w:val="both"/>
-        <w:rPr>
-          <w:i/>
-        </w:rPr>
-      </w:pPr>
-    </w:p>
-  </w:footnote>
-  <w:footnote w:id="2">
-    <w:p>
-      <w:pPr>
-        <w:pStyle w:val="DipnotMetni"/>
-        <w:spacing w:line="0" w:lineRule="atLeast"/>
-        <w:jc w:val="both"/>
-        <w:rPr>
-          <w:i/>
-        </w:rPr>
-      </w:pPr>
-    </w:p>
-  </w:footnote>
-  <w:footnote w:id="3">
-    <w:p>
-      <w:pPr>
-        <w:pStyle w:val="DipnotMetni"/>
-        <w:spacing w:line="0" w:lineRule="atLeast"/>
-        <w:jc w:val="both"/>
-        <w:rPr>
-          <w:i/>
-        </w:rPr>
-      </w:pPr>
-    </w:p>
-  </w:footnote>
 </w:footnotes>
 </file>
 
 <file path=word/numbering.xml><?xml version="1.0" encoding="utf-8"?>
-<w:numbering xmlns:wpc="http://schemas.microsoft.com/office/word/2010/wordprocessingCanvas" xmlns:cx="http://schemas.microsoft.com/office/drawing/2014/chartex" xmlns:cx1="http://schemas.microsoft.com/office/drawing/2015/9/8/chartex" xmlns:cx2="http://schemas.microsoft.com/office/drawing/2015/10/21/chartex" xmlns:cx3="http://schemas.microsoft.com/office/drawing/2016/5/9/chartex" xmlns:cx4="http://schemas.microsoft.com/office/drawing/2016/5/10/chartex" xmlns:cx5="http://schemas.microsoft.com/office/drawing/2016/5/11/chartex" xmlns:cx6="http://schemas.microsoft.com/office/drawing/2016/5/12/chartex" xmlns:cx7="http://schemas.microsoft.com/office/drawing/2016/5/13/chartex" xmlns:cx8="http://schemas.microsoft.com/office/drawing/2016/5/14/chartex" xmlns:mc="http://schemas.openxmlformats.org/markup-compatibility/2006" xmlns:aink="http://schemas.microsoft.com/office/drawing/2016/ink" xmlns:am3d="http://schemas.microsoft.com/office/drawing/2017/model3d" xmlns:o="urn:schemas-microsoft-com:office:office" xmlns:oel="http://schemas.microsoft.com/office/2019/extlst" xmlns:r="http://schemas.openxmlformats.org/officeDocument/2006/relationships" xmlns:m="http://schemas.openxmlformats.org/officeDocument/2006/math" xmlns:v="urn:schemas-microsoft-com:vml" xmlns:wp14="http://schemas.microsoft.com/office/word/2010/wordprocessingDrawing" xmlns:wp="http://schemas.openxmlformats.org/drawingml/2006/wordprocessingDrawing" xmlns:w10="urn:schemas-microsoft-com:office:word" xmlns:w="http://schemas.openxmlformats.org/wordprocessingml/2006/main" xmlns:w14="http://schemas.microsoft.com/office/word/2010/wordml" xmlns:w15="http://schemas.microsoft.com/office/word/2012/wordml" xmlns:w16cex="http://schemas.microsoft.com/office/word/2018/wordml/cex" xmlns:w16cid="http://schemas.microsoft.com/office/word/2016/wordml/cid" xmlns:w16="http://schemas.microsoft.com/office/word/2018/wordml" xmlns:w16du="http://schemas.microsoft.com/office/word/2023/wordml/word16du" xmlns:w16sdtdh="http://schemas.microsoft.com/office/word/2020/wordml/sdtdatahash" xmlns:w16sdtfl="http://schemas.microsoft.com/office/word/2024/wordml/sdtformatlock" xmlns:w16se="http://schemas.microsoft.com/office/word/2015/wordml/symex" xmlns:wpg="http://schemas.microsoft.com/office/word/2010/wordprocessingGroup" xmlns:wpi="http://schemas.microsoft.com/office/word/2010/wordprocessingInk" xmlns:wne="http://schemas.microsoft.com/office/word/2006/wordml" xmlns:wps="http://schemas.microsoft.com/office/word/2010/wordprocessingShape" mc:Ignorable="w14 w15 w16se w16cid w16 w16cex w16sdtdh w16sdtfl w16du wp14">
+<w:numbering xmlns:wpc="http://schemas.microsoft.com/office/word/2010/wordprocessingCanvas" xmlns:cx="http://schemas.microsoft.com/office/drawing/2014/chartex" xmlns:cx1="http://schemas.microsoft.com/office/drawing/2015/9/8/chartex" xmlns:cx2="http://schemas.microsoft.com/office/drawing/2015/10/21/chartex" xmlns:cx3="http://schemas.microsoft.com/office/drawing/2016/5/9/chartex" xmlns:cx4="http://schemas.microsoft.com/office/drawing/2016/5/10/chartex" xmlns:cx5="http://schemas.microsoft.com/office/drawing/2016/5/11/chartex" xmlns:cx6="http://schemas.microsoft.com/office/drawing/2016/5/12/chartex" xmlns:cx7="http://schemas.microsoft.com/office/drawing/2016/5/13/chartex" xmlns:cx8="http://schemas.microsoft.com/office/drawing/2016/5/14/chartex" xmlns:mc="http://schemas.openxmlformats.org/markup-compatibility/2006" xmlns:aink="http://schemas.microsoft.com/office/drawing/2016/ink" xmlns:am3d="http://schemas.microsoft.com/office/drawing/2017/model3d" xmlns:o="urn:schemas-microsoft-com:office:office" xmlns:oel="http://schemas.microsoft.com/office/2019/extlst" xmlns:r="http://schemas.openxmlformats.org/officeDocument/2006/relationships" xmlns:m="http://schemas.openxmlformats.org/officeDocument/2006/math" xmlns:v="urn:schemas-microsoft-com:vml" xmlns:wp14="http://schemas.microsoft.com/office/word/2010/wordprocessingDrawing" xmlns:wp="http://schemas.openxmlformats.org/drawingml/2006/wordprocessingDrawing" xmlns:w10="urn:schemas-microsoft-com:office:word" xmlns:w="http://schemas.openxmlformats.org/wordprocessingml/2006/main" xmlns:w14="http://schemas.microsoft.com/office/word/2010/wordml" xmlns:w15="http://schemas.microsoft.com/office/word/2012/wordml" xmlns:w16cex="http://schemas.microsoft.com/office/word/2018/wordml/cex" xmlns:w16cid="http://schemas.microsoft.com/office/word/2016/wordml/cid" xmlns:w16="http://schemas.microsoft.com/office/word/2018/wordml" xmlns:w16sdtdh="http://schemas.microsoft.com/office/word/2020/wordml/sdtdatahash" xmlns:w16se="http://schemas.microsoft.com/office/word/2015/wordml/symex" xmlns:wpg="http://schemas.microsoft.com/office/word/2010/wordprocessingGroup" xmlns:wpi="http://schemas.microsoft.com/office/word/2010/wordprocessingInk" xmlns:wne="http://schemas.microsoft.com/office/word/2006/wordml" xmlns:wps="http://schemas.microsoft.com/office/word/2010/wordprocessingShape" mc:Ignorable="w14 w15 w16se w16cid w16 w16cex w16sdtdh wp14">
   <w:abstractNum w:abstractNumId="0" w15:restartNumberingAfterBreak="0">
     <w:nsid w:val="5EE412E6"/>
     <w:multiLevelType w:val="hybridMultilevel"/>
@@ -1122,7 +634,7 @@
 </file>
 
 <file path=word/styles.xml><?xml version="1.0" encoding="utf-8"?>
-<w:styles xmlns:mc="http://schemas.openxmlformats.org/markup-compatibility/2006" xmlns:r="http://schemas.openxmlformats.org/officeDocument/2006/relationships" xmlns:w="http://schemas.openxmlformats.org/wordprocessingml/2006/main" xmlns:w14="http://schemas.microsoft.com/office/word/2010/wordml" xmlns:w15="http://schemas.microsoft.com/office/word/2012/wordml" xmlns:w16cex="http://schemas.microsoft.com/office/word/2018/wordml/cex" xmlns:w16cid="http://schemas.microsoft.com/office/word/2016/wordml/cid" xmlns:w16="http://schemas.microsoft.com/office/word/2018/wordml" xmlns:w16du="http://schemas.microsoft.com/office/word/2023/wordml/word16du" xmlns:w16sdtdh="http://schemas.microsoft.com/office/word/2020/wordml/sdtdatahash" xmlns:w16sdtfl="http://schemas.microsoft.com/office/word/2024/wordml/sdtformatlock" xmlns:w16se="http://schemas.microsoft.com/office/word/2015/wordml/symex" mc:Ignorable="w14 w15 w16se w16cid w16 w16cex w16sdtdh w16sdtfl w16du">
+<w:styles xmlns:mc="http://schemas.openxmlformats.org/markup-compatibility/2006" xmlns:r="http://schemas.openxmlformats.org/officeDocument/2006/relationships" xmlns:w="http://schemas.openxmlformats.org/wordprocessingml/2006/main" xmlns:w14="http://schemas.microsoft.com/office/word/2010/wordml" xmlns:w15="http://schemas.microsoft.com/office/word/2012/wordml" xmlns:w16cex="http://schemas.microsoft.com/office/word/2018/wordml/cex" xmlns:w16cid="http://schemas.microsoft.com/office/word/2016/wordml/cid" xmlns:w16="http://schemas.microsoft.com/office/word/2018/wordml" xmlns:w16sdtdh="http://schemas.microsoft.com/office/word/2020/wordml/sdtdatahash" xmlns:w16se="http://schemas.microsoft.com/office/word/2015/wordml/symex" mc:Ignorable="w14 w15 w16se w16cid w16 w16cex w16sdtdh">
   <w:docDefaults>
     <w:rPrDefault>
       <w:rPr>
